--- a/Pregrado/Trabajo de grado 3/Clases/Recursos/ACAs/ACA 2 - EXAM Sustentacion ante jurados.docx
+++ b/Pregrado/Trabajo de grado 3/Clases/Recursos/ACAs/ACA 2 - EXAM Sustentacion ante jurados.docx
@@ -413,7 +413,23 @@
           <w:color w:val="2B2B2B"/>
           <w:sz w:val="22"/>
         </w:rPr>
-        <w:t xml:space="preserve"> mar. &gt; Regla: pesos + día de clase sobre [inicio–recepción] por oferta.</w:t>
+        <w:t xml:space="preserve"> mar.</w:t>
+      </w:r>
+    </w:p>
+    <w:p>
+      <w:pPr>
+        <w:ind w:left="432"/>
+        <w:shd w:val="clear" w:fill="E8F5EC"/>
+      </w:pPr>
+      <w:r>
+        <w:rPr>
+          <w:rFonts w:ascii="Calibri" w:hAnsi="Calibri"/>
+          <w:b w:val="0"/>
+          <w:i/>
+          <w:color w:val="2B2B2B"/>
+          <w:sz w:val="21"/>
+        </w:rPr>
+        <w:t>Periodo [inicio–recepción] repartido por pesos del componente; entrega = día de clase semanal en o antes del fin de tramo (ultimo item &lt;= recepcion). P1: coev/autoev tras ACA 3 hasta cierre. Fuente: config/cursos/fechas_entrega_aca.py + carga_academica_2026.json.</w:t>
       </w:r>
     </w:p>
     <w:p>
@@ -910,6 +926,24 @@
           <w:color w:val="2B2B2B"/>
           <w:sz w:val="22"/>
         </w:rPr>
+        <w:t>Sesión 12</w:t>
+      </w:r>
+      <w:r>
+        <w:rPr>
+          <w:rFonts w:ascii="Calibri" w:hAnsi="Calibri"/>
+          <w:b w:val="0"/>
+          <w:color w:val="2B2B2B"/>
+          <w:sz w:val="22"/>
+        </w:rPr>
+        <w:t xml:space="preserve"> = sustentación ante jurados · </w:t>
+      </w:r>
+      <w:r>
+        <w:rPr>
+          <w:rFonts w:ascii="Calibri" w:hAnsi="Calibri"/>
+          <w:b/>
+          <w:color w:val="2B2B2B"/>
+          <w:sz w:val="22"/>
+        </w:rPr>
         <w:t>Sesión 13</w:t>
       </w:r>
       <w:r>
@@ -919,7 +953,7 @@
           <w:color w:val="2B2B2B"/>
           <w:sz w:val="22"/>
         </w:rPr>
-        <w:t xml:space="preserve"> = sustentación · </w:t>
+        <w:t xml:space="preserve"> = entregables para repositorio institucional · </w:t>
       </w:r>
       <w:r>
         <w:rPr>
@@ -928,7 +962,7 @@
           <w:color w:val="2B2B2B"/>
           <w:sz w:val="22"/>
         </w:rPr>
-        <w:t>Sesión 14</w:t>
+        <w:t>Sesiones 14–15</w:t>
       </w:r>
       <w:r>
         <w:rPr>
@@ -937,7 +971,7 @@
           <w:color w:val="2B2B2B"/>
           <w:sz w:val="22"/>
         </w:rPr>
-        <w:t xml:space="preserve"> = repositorio · buffers posteriores solo si el calendario del grupo lo contempla.</w:t>
+        <w:t xml:space="preserve"> son buffer de calendario, solo si el calendario del grupo las contempla (el grupo 54450 no tiene la Sesión 15).</w:t>
       </w:r>
     </w:p>
     <w:p>

--- a/Pregrado/Trabajo de grado 3/Clases/Recursos/ACAs/ACA 2 - EXAM Sustentacion ante jurados.docx
+++ b/Pregrado/Trabajo de grado 3/Clases/Recursos/ACAs/ACA 2 - EXAM Sustentacion ante jurados.docx
@@ -230,7 +230,7 @@
           <w:color w:val="2B2B2B"/>
           <w:sz w:val="22"/>
         </w:rPr>
-        <w:t xml:space="preserve"> ([URL CDigital — campus del curso pendiente])</w:t>
+        <w:t xml:space="preserve"> (https://cdigital.cun.edu.co/course/view.php?id=112321)</w:t>
       </w:r>
     </w:p>
     <w:p>
